--- a/Tailored_CVs/Shinoy_Laborie_Associate_Software_Engineer.docx
+++ b/Tailored_CVs/Shinoy_Laborie_Associate_Software_Engineer.docx
@@ -70,7 +70,7 @@
           <w:b w:val="0"/>
           <w:sz w:val="19"/>
         </w:rPr>
-        <w:t>I am a QA Automation Engineer with over 8 years of experience building scalable test frameworks, validating backend workflows, and collaborating with cross-functional development teams. I work comfortably across the software development lifecycle, focusing on test automation, code quality, and structured verification processes. I bring hands-on experience using AI-assisted tools like Gemini Code Assist to streamline script generation and support efficient delivery cycles.</w:t>
+        <w:t>I am a QA Automation Engineer with over 8 years of experience building scalable test frameworks and participating in the full software development lifecycle. I work closely with cross-functional teams to define requirements, support integration testing, and maintain software quality. Recently, I have also used AI tools like Gemini Code Assist to help generate and streamline scripts, fitting well with teams adopting modern development workflows.</w:t>
       </w:r>
     </w:p>
     <w:p>
@@ -288,7 +288,7 @@
           <w:b w:val="0"/>
           <w:sz w:val="18"/>
         </w:rPr>
-        <w:t>▸ Participated in software verification and test automation activities across multiple banking and financial client projects from design through deployment.</w:t>
+        <w:t>▸ Participated in the design, implementation, and verification of software components and systems within microservices architectures.</w:t>
       </w:r>
     </w:p>
     <w:p>
@@ -301,7 +301,7 @@
           <w:b w:val="0"/>
           <w:sz w:val="18"/>
         </w:rPr>
-        <w:t>▸ Collaborated with developers and system engineers to review requirements, maintain software documentation, and ensure adherence to quality standards.</w:t>
+        <w:t>▸ Collaborated with developers and product teams to define requirements, write specifications, and ensure proper test coverage across workflows.</w:t>
       </w:r>
     </w:p>
     <w:p>
@@ -314,7 +314,7 @@
           <w:b w:val="0"/>
           <w:sz w:val="18"/>
         </w:rPr>
-        <w:t>▸ Assisted in unit and integration testing while developing automated test suites using Java, Selenium, and TypeScript Playwright.</w:t>
+        <w:t>▸ Supported unit and integration testing activities, assisting in the creation and maintenance of automated test suites.</w:t>
       </w:r>
     </w:p>
     <w:p>
@@ -327,7 +327,7 @@
           <w:b w:val="0"/>
           <w:sz w:val="18"/>
         </w:rPr>
-        <w:t>▸ Streamlined script generation and deployment tasks by utilizing AI tools such as Gemini Code Assist to improve overall development effectiveness.</w:t>
+        <w:t>▸ Streamlined test generation and deployment scripts by utilizing AI tools like Gemini Code Assist to improve overall development effectiveness.</w:t>
       </w:r>
     </w:p>
     <w:p>
